--- a/docs/Zishi_Demo_Video_Plan.docx
+++ b/docs/Zishi_Demo_Video_Plan.docx
@@ -216,7 +216,7 @@
         <w:rPr>
           <w:sz w:val="20"/>
         </w:rPr>
-        <w:t xml:space="preserve"> re-checking 329 of 329 receipts, the attack console with honest per layer numbers, random actor keys, the operator button behind a token, the front running fix, and WeBank's stack: FISCO BCOS, FATE federated credit and the model fingerprint on chain.</w:t>
+        <w:t xml:space="preserve"> re-checking 353 of 353 receipts, the attack console with honest per layer numbers, random actor keys, the operator button behind a token, the front running fix, and WeBank's stack: FISCO BCOS, FATE federated credit and the model fingerprint on chain.</w:t>
       </w:r>
     </w:p>
     <w:p>
